--- a/part2_local_landscape_predictors_of_occupancy/figures/species_detections_tab_1.docx
+++ b/part2_local_landscape_predictors_of_occupancy/figures/species_detections_tab_1.docx
@@ -20,13 +20,37 @@
         <w:rPr>
           <w:rFonts w:ascii="Calibri" w:hAnsi="Calibri"/>
         </w:rPr>
-        <w:t>Community science synthesis reveals consistent positive effects of park size and tree cover on butterfly diversity across 22 major US cities</w:t>
+        <w:t>Large parks and city-wide tree cover boost butterfly diversity across 22 major U.S. cities</w:t>
       </w:r>
       <w:r>
         <w:rPr>
           <w:rFonts w:ascii="Calibri" w:hAnsi="Calibri"/>
         </w:rPr>
         <w:t>”</w:t>
+      </w:r>
+    </w:p>
+    <w:p>
+      <w:pPr>
+        <w:keepNext/>
+        <w:spacing w:after="60"/>
+        <w:rPr>
+          <w:rFonts w:ascii="Calibri" w:hAnsi="Calibri"/>
+        </w:rPr>
+      </w:pPr>
+    </w:p>
+    <w:p>
+      <w:pPr>
+        <w:keepNext/>
+        <w:spacing w:after="60"/>
+        <w:rPr>
+          <w:rFonts w:ascii="Calibri" w:hAnsi="Calibri"/>
+        </w:rPr>
+      </w:pPr>
+      <w:r>
+        <w:rPr>
+          <w:rFonts w:ascii="Calibri" w:hAnsi="Calibri"/>
+        </w:rPr>
+        <w:t>Authors: Jens Ulrich, Yan Yin Jenny Cheung, Christopher T. Cosma, Heather Kharouba, Laura Melissa Guzman</w:t>
       </w:r>
     </w:p>
     <w:p>
@@ -1513,6 +1537,7 @@
                 <w:rFonts w:ascii="Calibri" w:hAnsi="Calibri"/>
                 <w:sz w:val="20"/>
               </w:rPr>
+              <w:lastRenderedPageBreak/>
               <w:t>Hesperiidae</w:t>
             </w:r>
           </w:p>
@@ -1725,7 +1750,6 @@
                 <w:rFonts w:ascii="Calibri" w:hAnsi="Calibri"/>
                 <w:sz w:val="20"/>
               </w:rPr>
-              <w:lastRenderedPageBreak/>
               <w:t>Hesperiidae</w:t>
             </w:r>
           </w:p>
@@ -4164,6 +4188,7 @@
                 <w:rFonts w:ascii="Calibri" w:hAnsi="Calibri"/>
                 <w:sz w:val="20"/>
               </w:rPr>
+              <w:lastRenderedPageBreak/>
               <w:t>Hesperiidae</w:t>
             </w:r>
           </w:p>
@@ -4376,7 +4401,6 @@
                 <w:rFonts w:ascii="Calibri" w:hAnsi="Calibri"/>
                 <w:sz w:val="20"/>
               </w:rPr>
-              <w:lastRenderedPageBreak/>
               <w:t>Hesperiidae</w:t>
             </w:r>
           </w:p>
@@ -6921,6 +6945,7 @@
                 <w:rFonts w:ascii="Calibri" w:hAnsi="Calibri"/>
                 <w:sz w:val="20"/>
               </w:rPr>
+              <w:lastRenderedPageBreak/>
               <w:t>Lycaenidae</w:t>
             </w:r>
           </w:p>
@@ -7133,7 +7158,6 @@
                 <w:rFonts w:ascii="Calibri" w:hAnsi="Calibri"/>
                 <w:sz w:val="20"/>
               </w:rPr>
-              <w:lastRenderedPageBreak/>
               <w:t>Lycaenidae</w:t>
             </w:r>
           </w:p>
@@ -9360,6 +9384,7 @@
                 <w:rFonts w:ascii="Calibri" w:hAnsi="Calibri"/>
                 <w:sz w:val="20"/>
               </w:rPr>
+              <w:lastRenderedPageBreak/>
               <w:t>Lycaenidae</w:t>
             </w:r>
           </w:p>
@@ -9784,7 +9809,6 @@
                 <w:rFonts w:ascii="Calibri" w:hAnsi="Calibri"/>
                 <w:sz w:val="20"/>
               </w:rPr>
-              <w:lastRenderedPageBreak/>
               <w:t>Lycaenidae</w:t>
             </w:r>
           </w:p>
@@ -11905,6 +11929,7 @@
                 <w:rFonts w:ascii="Calibri" w:hAnsi="Calibri"/>
                 <w:sz w:val="20"/>
               </w:rPr>
+              <w:lastRenderedPageBreak/>
               <w:t>Nymphalidae</w:t>
             </w:r>
           </w:p>
@@ -12117,7 +12142,6 @@
                 <w:rFonts w:ascii="Calibri" w:hAnsi="Calibri"/>
                 <w:sz w:val="20"/>
               </w:rPr>
-              <w:lastRenderedPageBreak/>
               <w:t>Nymphalidae</w:t>
             </w:r>
           </w:p>
@@ -14026,6 +14050,7 @@
                 <w:rFonts w:ascii="Calibri" w:hAnsi="Calibri"/>
                 <w:sz w:val="20"/>
               </w:rPr>
+              <w:lastRenderedPageBreak/>
               <w:t>Nymphalidae</w:t>
             </w:r>
           </w:p>
@@ -14344,7 +14369,6 @@
                 <w:rFonts w:ascii="Calibri" w:hAnsi="Calibri"/>
                 <w:sz w:val="20"/>
               </w:rPr>
-              <w:lastRenderedPageBreak/>
               <w:t>Nymphalidae</w:t>
             </w:r>
           </w:p>
@@ -16147,6 +16171,7 @@
                 <w:rFonts w:ascii="Calibri" w:hAnsi="Calibri"/>
                 <w:sz w:val="20"/>
               </w:rPr>
+              <w:lastRenderedPageBreak/>
               <w:t>Papilionidae</w:t>
             </w:r>
           </w:p>
@@ -16465,7 +16490,6 @@
                 <w:rFonts w:ascii="Calibri" w:hAnsi="Calibri"/>
                 <w:sz w:val="20"/>
               </w:rPr>
-              <w:lastRenderedPageBreak/>
               <w:t>Papilionidae</w:t>
             </w:r>
           </w:p>
@@ -18586,6 +18610,7 @@
                 <w:rFonts w:ascii="Calibri" w:hAnsi="Calibri"/>
                 <w:sz w:val="20"/>
               </w:rPr>
+              <w:lastRenderedPageBreak/>
               <w:t>Pieridae</w:t>
             </w:r>
           </w:p>
@@ -19010,7 +19035,6 @@
                 <w:rFonts w:ascii="Calibri" w:hAnsi="Calibri"/>
                 <w:sz w:val="20"/>
               </w:rPr>
-              <w:lastRenderedPageBreak/>
               <w:t>Pieridae</w:t>
             </w:r>
           </w:p>
